--- a/docx/06-devoluciones-y-reclamaciones/06-devoluciones-y-reclamaciones.docx
+++ b/docx/06-devoluciones-y-reclamaciones/06-devoluciones-y-reclamaciones.docx
@@ -550,7 +550,7 @@
     </w:p>
     <w:bookmarkEnd w:id="17"/>
     <w:bookmarkEnd w:id="18"/>
-    <w:bookmarkStart w:id="25" w:name="la-devolución-correcta"/>
+    <w:bookmarkStart w:id="28" w:name="la-devolución-correcta"/>
     <w:p>
       <w:pPr>
         <w:pStyle w:val="Heading1"/>
@@ -668,7 +668,7 @@
       </w:r>
     </w:p>
     <w:bookmarkEnd w:id="19"/>
-    <w:bookmarkStart w:id="20" w:name="lo-que-hay-que-saber"/>
+    <w:bookmarkStart w:id="23" w:name="lo-que-hay-que-saber"/>
     <w:p>
       <w:pPr>
         <w:pStyle w:val="Heading2"/>
@@ -1180,19 +1180,61 @@
     </w:p>
     <w:p>
       <w:pPr>
-        <w:pStyle w:val="BodyText"/>
-      </w:pPr>
-    </w:p>
-    <w:p>
-      <w:pPr>
-        <w:pStyle w:val="BodyText"/>
+        <w:pStyle w:val="CaptionedFigure"/>
+      </w:pPr>
+      <w:r>
+        <w:drawing>
+          <wp:inline>
+            <wp:extent cx="5334000" cy="2511425"/>
+            <wp:effectExtent b="0" l="0" r="0" t="0"/>
+            <wp:docPr descr="🔁 Ticket + plazo + producto: las 3 puertas de la devolución" title="" id="21" name="Picture"/>
+            <a:graphic>
+              <a:graphicData uri="http://schemas.openxmlformats.org/drawingml/2006/picture">
+                <pic:pic>
+                  <pic:nvPicPr>
+                    <pic:cNvPr descr="public/img/06-devoluciones-y-reclamaciones/01-devolucion-pasos.png" id="22" name="Picture"/>
+                    <pic:cNvPicPr>
+                      <a:picLocks noChangeArrowheads="1" noChangeAspect="1"/>
+                    </pic:cNvPicPr>
+                  </pic:nvPicPr>
+                  <pic:blipFill>
+                    <a:blip r:embed="rId20"/>
+                    <a:stretch>
+                      <a:fillRect/>
+                    </a:stretch>
+                  </pic:blipFill>
+                  <pic:spPr bwMode="auto">
+                    <a:xfrm>
+                      <a:off x="0" y="0"/>
+                      <a:ext cx="5334000" cy="2511425"/>
+                    </a:xfrm>
+                    <a:prstGeom prst="rect">
+                      <a:avLst/>
+                    </a:prstGeom>
+                    <a:noFill/>
+                    <a:ln w="9525">
+                      <a:noFill/>
+                      <a:headEnd/>
+                      <a:tailEnd/>
+                    </a:ln>
+                  </pic:spPr>
+                </pic:pic>
+              </a:graphicData>
+            </a:graphic>
+          </wp:inline>
+        </w:drawing>
+      </w:r>
+    </w:p>
+    <w:p>
+      <w:pPr>
+        <w:pStyle w:val="ImageCaption"/>
       </w:pPr>
       <w:r>
         <w:t xml:space="preserve">🔁 Ticket + plazo + producto: las 3 puertas de la devolución</w:t>
       </w:r>
     </w:p>
-    <w:bookmarkEnd w:id="20"/>
-    <w:bookmarkStart w:id="21" w:name="a-por-ellos"/>
+    <w:bookmarkEnd w:id="23"/>
+    <w:bookmarkStart w:id="24" w:name="a-por-ellos"/>
     <w:p>
       <w:pPr>
         <w:pStyle w:val="Heading2"/>
@@ -1719,8 +1761,8 @@
         </w:pict>
       </w:r>
     </w:p>
-    <w:bookmarkEnd w:id="21"/>
-    <w:bookmarkStart w:id="22" w:name="Xe22a304f2c44212ff5711a7a3514a3f00eed90c"/>
+    <w:bookmarkEnd w:id="24"/>
+    <w:bookmarkStart w:id="25" w:name="Xe22a304f2c44212ff5711a7a3514a3f00eed90c"/>
     <w:p>
       <w:pPr>
         <w:pStyle w:val="Heading2"/>
@@ -1800,8 +1842,8 @@
         </w:pict>
       </w:r>
     </w:p>
-    <w:bookmarkEnd w:id="22"/>
-    <w:bookmarkStart w:id="24" w:name="para-el-profe-soluciones-y-pistas"/>
+    <w:bookmarkEnd w:id="25"/>
+    <w:bookmarkStart w:id="27" w:name="para-el-profe-soluciones-y-pistas"/>
     <w:p>
       <w:pPr>
         <w:pStyle w:val="Heading2"/>
@@ -1886,7 +1928,7 @@
       <w:r>
         <w:t xml:space="preserve"> </w:t>
       </w:r>
-      <w:hyperlink r:id="rId23">
+      <w:hyperlink r:id="rId26">
         <w:r>
           <w:rPr>
             <w:rStyle w:val="Hyperlink"/>
@@ -1913,7 +1955,7 @@
       <w:r>
         <w:t xml:space="preserve"> </w:t>
       </w:r>
-      <w:hyperlink r:id="rId23">
+      <w:hyperlink r:id="rId26">
         <w:r>
           <w:rPr>
             <w:rStyle w:val="Hyperlink"/>
@@ -1949,9 +1991,9 @@
         </w:r>
       </w:hyperlink>
     </w:p>
-    <w:bookmarkEnd w:id="24"/>
-    <w:bookmarkEnd w:id="25"/>
-    <w:bookmarkStart w:id="31" w:name="la-hoja-de-reclamaciones"/>
+    <w:bookmarkEnd w:id="27"/>
+    <w:bookmarkEnd w:id="28"/>
+    <w:bookmarkStart w:id="37" w:name="la-hoja-de-reclamaciones"/>
     <w:p>
       <w:pPr>
         <w:pStyle w:val="Heading1"/>
@@ -2015,7 +2057,7 @@
         </w:pict>
       </w:r>
     </w:p>
-    <w:bookmarkStart w:id="26" w:name="en-corto-1"/>
+    <w:bookmarkStart w:id="29" w:name="en-corto-1"/>
     <w:p>
       <w:pPr>
         <w:pStyle w:val="Heading2"/>
@@ -2052,8 +2094,8 @@
         </w:pict>
       </w:r>
     </w:p>
-    <w:bookmarkEnd w:id="26"/>
-    <w:bookmarkStart w:id="27" w:name="lo-que-hay-que-saber-1"/>
+    <w:bookmarkEnd w:id="29"/>
+    <w:bookmarkStart w:id="33" w:name="lo-que-hay-que-saber-1"/>
     <w:p>
       <w:pPr>
         <w:pStyle w:val="Heading2"/>
@@ -2502,19 +2544,61 @@
     </w:p>
     <w:p>
       <w:pPr>
-        <w:pStyle w:val="BodyText"/>
-      </w:pPr>
-    </w:p>
-    <w:p>
-      <w:pPr>
-        <w:pStyle w:val="BodyText"/>
+        <w:pStyle w:val="CaptionedFigure"/>
+      </w:pPr>
+      <w:r>
+        <w:drawing>
+          <wp:inline>
+            <wp:extent cx="5334000" cy="1853659"/>
+            <wp:effectExtent b="0" l="0" r="0" t="0"/>
+            <wp:docPr descr="📋 Se da, se rellena, se sella y se envía" title="" id="31" name="Picture"/>
+            <a:graphic>
+              <a:graphicData uri="http://schemas.openxmlformats.org/drawingml/2006/picture">
+                <pic:pic>
+                  <pic:nvPicPr>
+                    <pic:cNvPr descr="public/img/06-devoluciones-y-reclamaciones/02-hoja-reclamacion.png" id="32" name="Picture"/>
+                    <pic:cNvPicPr>
+                      <a:picLocks noChangeArrowheads="1" noChangeAspect="1"/>
+                    </pic:cNvPicPr>
+                  </pic:nvPicPr>
+                  <pic:blipFill>
+                    <a:blip r:embed="rId30"/>
+                    <a:stretch>
+                      <a:fillRect/>
+                    </a:stretch>
+                  </pic:blipFill>
+                  <pic:spPr bwMode="auto">
+                    <a:xfrm>
+                      <a:off x="0" y="0"/>
+                      <a:ext cx="5334000" cy="1853659"/>
+                    </a:xfrm>
+                    <a:prstGeom prst="rect">
+                      <a:avLst/>
+                    </a:prstGeom>
+                    <a:noFill/>
+                    <a:ln w="9525">
+                      <a:noFill/>
+                      <a:headEnd/>
+                      <a:tailEnd/>
+                    </a:ln>
+                  </pic:spPr>
+                </pic:pic>
+              </a:graphicData>
+            </a:graphic>
+          </wp:inline>
+        </w:drawing>
+      </w:r>
+    </w:p>
+    <w:p>
+      <w:pPr>
+        <w:pStyle w:val="ImageCaption"/>
       </w:pPr>
       <w:r>
         <w:t xml:space="preserve">📋 Se da, se rellena, se sella y se envía</w:t>
       </w:r>
     </w:p>
-    <w:bookmarkEnd w:id="27"/>
-    <w:bookmarkStart w:id="28" w:name="a-por-ellos-1"/>
+    <w:bookmarkEnd w:id="33"/>
+    <w:bookmarkStart w:id="34" w:name="a-por-ellos-1"/>
     <w:p>
       <w:pPr>
         <w:pStyle w:val="Heading2"/>
@@ -2848,8 +2932,8 @@
         </w:pict>
       </w:r>
     </w:p>
-    <w:bookmarkEnd w:id="28"/>
-    <w:bookmarkStart w:id="29" w:name="X27402e223aba81125a94776c20ea8024c52baf7"/>
+    <w:bookmarkEnd w:id="34"/>
+    <w:bookmarkStart w:id="35" w:name="X27402e223aba81125a94776c20ea8024c52baf7"/>
     <w:p>
       <w:pPr>
         <w:pStyle w:val="Heading2"/>
@@ -2923,8 +3007,8 @@
         </w:pict>
       </w:r>
     </w:p>
-    <w:bookmarkEnd w:id="29"/>
-    <w:bookmarkStart w:id="30" w:name="para-el-profe-soluciones-y-pistas-1"/>
+    <w:bookmarkEnd w:id="35"/>
+    <w:bookmarkStart w:id="36" w:name="para-el-profe-soluciones-y-pistas-1"/>
     <w:p>
       <w:pPr>
         <w:pStyle w:val="Heading2"/>
@@ -2990,7 +3074,7 @@
       <w:r>
         <w:t xml:space="preserve"> </w:t>
       </w:r>
-      <w:hyperlink r:id="rId23">
+      <w:hyperlink r:id="rId26">
         <w:r>
           <w:rPr>
             <w:rStyle w:val="Hyperlink"/>
@@ -3053,9 +3137,9 @@
         </w:r>
       </w:hyperlink>
     </w:p>
-    <w:bookmarkEnd w:id="30"/>
-    <w:bookmarkEnd w:id="31"/>
-    <w:bookmarkStart w:id="40" w:name="juegos-y-retos"/>
+    <w:bookmarkEnd w:id="36"/>
+    <w:bookmarkEnd w:id="37"/>
+    <w:bookmarkStart w:id="46" w:name="juegos-y-retos"/>
     <w:p>
       <w:pPr>
         <w:pStyle w:val="Heading1"/>
@@ -3119,7 +3203,7 @@
         </w:pict>
       </w:r>
     </w:p>
-    <w:bookmarkStart w:id="32" w:name="en-corto-2"/>
+    <w:bookmarkStart w:id="38" w:name="en-corto-2"/>
     <w:p>
       <w:pPr>
         <w:pStyle w:val="Heading2"/>
@@ -3156,8 +3240,8 @@
         </w:pict>
       </w:r>
     </w:p>
-    <w:bookmarkEnd w:id="32"/>
-    <w:bookmarkStart w:id="33" w:name="el-fail-de-dani"/>
+    <w:bookmarkEnd w:id="38"/>
+    <w:bookmarkStart w:id="39" w:name="el-fail-de-dani"/>
     <w:p>
       <w:pPr>
         <w:pStyle w:val="Heading2"/>
@@ -3302,8 +3386,8 @@
         </w:pict>
       </w:r>
     </w:p>
-    <w:bookmarkEnd w:id="33"/>
-    <w:bookmarkStart w:id="34" w:name="juego-1-procede-o-no-procede-15-min"/>
+    <w:bookmarkEnd w:id="39"/>
+    <w:bookmarkStart w:id="40" w:name="juego-1-procede-o-no-procede-15-min"/>
     <w:p>
       <w:pPr>
         <w:pStyle w:val="Heading2"/>
@@ -3420,8 +3504,8 @@
         </w:pict>
       </w:r>
     </w:p>
-    <w:bookmarkEnd w:id="34"/>
-    <w:bookmarkStart w:id="35" w:name="juego-2-la-hoja-en-4-minutos-15-min"/>
+    <w:bookmarkEnd w:id="40"/>
+    <w:bookmarkStart w:id="41" w:name="juego-2-la-hoja-en-4-minutos-15-min"/>
     <w:p>
       <w:pPr>
         <w:pStyle w:val="Heading2"/>
@@ -3527,8 +3611,8 @@
         </w:pict>
       </w:r>
     </w:p>
-    <w:bookmarkEnd w:id="35"/>
-    <w:bookmarkStart w:id="36" w:name="juego-3-dani-responde-10-min"/>
+    <w:bookmarkEnd w:id="41"/>
+    <w:bookmarkStart w:id="42" w:name="juego-3-dani-responde-10-min"/>
     <w:p>
       <w:pPr>
         <w:pStyle w:val="Heading2"/>
@@ -3581,8 +3665,8 @@
         </w:pict>
       </w:r>
     </w:p>
-    <w:bookmarkEnd w:id="36"/>
-    <w:bookmarkStart w:id="37" w:name="logros"/>
+    <w:bookmarkEnd w:id="42"/>
+    <w:bookmarkStart w:id="43" w:name="logros"/>
     <w:p>
       <w:pPr>
         <w:pStyle w:val="Heading2"/>
@@ -3819,8 +3903,8 @@
         </w:pict>
       </w:r>
     </w:p>
-    <w:bookmarkEnd w:id="37"/>
-    <w:bookmarkStart w:id="38" w:name="reto-final"/>
+    <w:bookmarkEnd w:id="43"/>
+    <w:bookmarkStart w:id="44" w:name="reto-final"/>
     <w:p>
       <w:pPr>
         <w:pStyle w:val="Heading2"/>
@@ -3966,8 +4050,8 @@
         </w:pict>
       </w:r>
     </w:p>
-    <w:bookmarkEnd w:id="38"/>
-    <w:bookmarkStart w:id="39" w:name="para-el-profe"/>
+    <w:bookmarkEnd w:id="44"/>
+    <w:bookmarkStart w:id="45" w:name="para-el-profe"/>
     <w:p>
       <w:pPr>
         <w:pStyle w:val="Heading2"/>
@@ -4043,7 +4127,7 @@
       <w:r>
         <w:t xml:space="preserve"> </w:t>
       </w:r>
-      <w:hyperlink r:id="rId23">
+      <w:hyperlink r:id="rId26">
         <w:r>
           <w:rPr>
             <w:rStyle w:val="Hyperlink"/>
@@ -4106,8 +4190,8 @@
         </w:r>
       </w:hyperlink>
     </w:p>
-    <w:bookmarkEnd w:id="39"/>
-    <w:bookmarkEnd w:id="40"/>
+    <w:bookmarkEnd w:id="45"/>
+    <w:bookmarkEnd w:id="46"/>
     <w:sectPr>
       <w:footnotePr>
         <w:numRestart w:val="eachSect"/>
